--- a/dsj2/products/demo/docs/evidence/commercial-acceptance/printing/pb-card-long.docx
+++ b/dsj2/products/demo/docs/evidence/commercial-acceptance/printing/pb-card-long.docx
@@ -1,6 +1,6 @@
 
 <file path=word/document.xml><?xml version="1.0" encoding="utf-8"?>
-<w:document xmlns:a="http://schemas.openxmlformats.org/drawingml/2006/main" xmlns:a14="http://schemas.microsoft.com/office/drawing/2010/main" xmlns:mc="http://schemas.openxmlformats.org/markup-compatibility/2006" xmlns:o="urn:schemas-microsoft-com:office:office" xmlns:v="urn:schemas-microsoft-com:vml" xmlns:w="http://schemas.openxmlformats.org/wordprocessingml/2006/main" xmlns:w10="urn:schemas-microsoft-com:office:word" xmlns:w14="http://schemas.microsoft.com/office/word/2010/wordml" xmlns:wp="http://schemas.openxmlformats.org/drawingml/2006/wordprocessingDrawing" xmlns:wp14="http://schemas.microsoft.com/office/word/2010/wordprocessingDrawing" xmlns:wps="http://schemas.microsoft.com/office/word/2010/wordprocessingShape" mc:Ignorable="w14 w15 w16se w16cid w16 w16cex w16sdtdh w16sdtfl w16du wp14">
+<w:document xmlns:a="http://schemas.openxmlformats.org/drawingml/2006/main" xmlns:a14="http://schemas.microsoft.com/office/drawing/2010/main" xmlns:mc="http://schemas.openxmlformats.org/markup-compatibility/2006" xmlns:o="urn:schemas-microsoft-com:office:office" xmlns:v="urn:schemas-microsoft-com:vml" xmlns:w="http://schemas.openxmlformats.org/wordprocessingml/2006/main" xmlns:w10="urn:schemas-microsoft-com:office:word" xmlns:w14="http://schemas.microsoft.com/office/word/2010/wordml" xmlns:wp="http://schemas.openxmlformats.org/drawingml/2006/wordprocessingDrawing" xmlns:wp14="http://schemas.microsoft.com/office/word/2010/wordprocessingDrawing" xmlns:wps="http://schemas.microsoft.com/office/word/2010/wordprocessingShape" mc:Ignorable="w14 wp14">
   <w:body>
     <w:p>
       <w:pPr>
@@ -64,9 +64,9 @@
                         <wp:posOffset>242863</wp:posOffset>
                       </wp:positionH>
                       <wp:positionV relativeFrom="paragraph">
-                        <wp:posOffset>98033</wp:posOffset>
+                        <wp:posOffset>199633</wp:posOffset>
                       </wp:positionV>
-                      <wp:extent cx="3376295" cy="2051441"/>
+                      <wp:extent cx="3376295" cy="1949841"/>
                       <wp:effectExtent l="0" t="0" r="14605" b="6350"/>
                       <wp:wrapNone/>
                       <wp:docPr id="1020797268" name="Text Box 11" descr=""/>
@@ -122,11 +122,11 @@
                                   <w:r>
                                     <w:rPr>
                                       <w:rFonts w:ascii="Liberation Serif" w:hAnsi="Liberation Serif" w:cs="Liberation Serif"/>
+                                      <w:b/>
                                       <w:sz w:val="16"/>
                                       <w:szCs w:val="16"/>
-                                      <w:b/>
                                     </w:rPr>
-                                    <w:t>КУƏЛІК/УДОСТОВЕРЕНИЕ № ТЕСТ-00001</w:t>
+                                    <w:t>КУӘЛІК/УДОСТОВЕРЕНИЕ № ТЕСТ-00001</w:t>
                                   </w:r>
                                 </w:p>
                                 <w:p>
@@ -219,21 +219,6 @@
                                     <w:t>Безопасность труда / Еңбек қауіпсіздігі</w:t>
                                   </w:r>
                                 </w:p>
-                                <w:p>
-                                  <w:pPr>
-                                    <w:spacing w:before="0" w:after="0" w:line="180" w:lineRule="exact"/>
-                                    <w:ind w:left="600" w:right="0" w:firstLine="0"/>
-                                    <w:jc w:val="left"/>
-                                  </w:pPr>
-                                  <w:r>
-                                    <w:rPr>
-                                      <w:rFonts w:ascii="Liberation Serif" w:hAnsi="Liberation Serif" w:cs="Liberation Serif"/>
-                                      <w:sz w:val="16"/>
-                                      <w:szCs w:val="16"/>
-                                    </w:rPr>
-                                    <w:t>Учебный центр «Образец»</w:t>
-                                  </w:r>
-                                </w:p>
                               </w:txbxContent>
                             </wps:txbx>
                             <wps:bodyPr rot="0" vert="horz" wrap="square" lIns="0" tIns="0" rIns="0" bIns="0" anchor="t" anchorCtr="0" upright="1">
@@ -257,7 +242,7 @@
                       <v:stroke joinstyle="miter"/>
                       <v:path gradientshapeok="t" o:connecttype="rect"/>
                     </v:shapetype>
-                    <v:shape id="Text Box 11" o:spid="_x0000_s1026" type="#_x0000_t202" alt="Подпись: №  КУƏЛІГІ УДОСТОВЕРЕНИЕ №    &#10;Берілді _____________________________________________________&#10;Выдано                                                     (ТАƏ) (ФИО)&#10;   &#10;(жұмыс орны, лауазымы) (место работы, должность)&#10;&#10;                                                  Лауазымы &#10;                                                  Должность &#10;Жұмыс  орны  &#10; Место работы   &#10;" style="position:absolute;margin-left:19.1pt;margin-top:7.7pt;width:265.85pt;height:161.55pt;z-index:-251648000;visibility:visible;mso-wrap-style:square;mso-width-percent:0;mso-height-percent:0;mso-wrap-distance-left:9pt;mso-wrap-distance-top:0;mso-wrap-distance-right:9pt;mso-wrap-distance-bottom:0;mso-position-horizontal:absolute;mso-position-horizontal-relative:text;mso-position-vertical:absolute;mso-position-vertical-relative:text;mso-width-percent:0;mso-height-percent:0;mso-width-relative:page;mso-height-relative:page;v-text-anchor:top" filled="f" stroked="f">
+                    <v:shape id="Text Box 11" o:spid="_x0000_s1026" type="#_x0000_t202" alt="Подпись: №  КУƏЛІГІ УДОСТОВЕРЕНИЕ №    &#10;Берілді _____________________________________________________&#10;Выдано                                                     (ТАƏ) (ФИО)&#10;   &#10;(жұмыс орны, лауазымы) (место работы, должность)&#10;&#10;                                                  Лауазымы &#10;                                                  Должность &#10;Жұмыс  орны  &#10; Место работы   &#10;" style="position:absolute;margin-left:19.1pt;margin-top:15.7pt;width:265.85pt;height:153.55pt;z-index:-251648000;visibility:visible;mso-wrap-style:square;mso-width-percent:0;mso-height-percent:0;mso-wrap-distance-left:9pt;mso-wrap-distance-top:0;mso-wrap-distance-right:9pt;mso-wrap-distance-bottom:0;mso-position-horizontal:absolute;mso-position-horizontal-relative:text;mso-position-vertical:absolute;mso-position-vertical-relative:text;mso-width-percent:0;mso-height-percent:0;mso-width-relative:page;mso-height-relative:page;v-text-anchor:top" filled="f" stroked="f">
                       <v:textbox inset="0,0,0,0">
                         <w:txbxContent>
                           <w:p>
@@ -269,11 +254,11 @@
                             <w:r>
                               <w:rPr>
                                 <w:rFonts w:ascii="Liberation Serif" w:hAnsi="Liberation Serif" w:cs="Liberation Serif"/>
-                                <w:sz w:val="16"/>
-                                <w:szCs w:val="16"/>
                                 <w:b/>
-                              </w:rPr>
-                              <w:t>КУƏЛІК/УДОСТОВЕРЕНИЕ № ТЕСТ-00001</w:t>
+                                <w:sz w:val="16"/>
+                                <w:szCs w:val="16"/>
+                              </w:rPr>
+                              <w:t>КУӘЛІК/УДОСТОВЕРЕНИЕ № ТЕСТ-00001</w:t>
                             </w:r>
                           </w:p>
                           <w:p>
@@ -364,21 +349,6 @@
                                 <w:szCs w:val="16"/>
                               </w:rPr>
                               <w:t>Безопасность труда / Еңбек қауіпсіздігі</w:t>
-                            </w:r>
-                          </w:p>
-                          <w:p>
-                            <w:pPr>
-                              <w:spacing w:before="0" w:after="0" w:line="180" w:lineRule="exact"/>
-                              <w:ind w:left="600" w:right="0" w:firstLine="0"/>
-                              <w:jc w:val="left"/>
-                            </w:pPr>
-                            <w:r>
-                              <w:rPr>
-                                <w:rFonts w:ascii="Liberation Serif" w:hAnsi="Liberation Serif" w:cs="Liberation Serif"/>
-                                <w:sz w:val="16"/>
-                                <w:szCs w:val="16"/>
-                              </w:rPr>
-                              <w:t>Учебный центр «Образец»</w:t>
                             </w:r>
                           </w:p>
                         </w:txbxContent>
@@ -469,13 +439,112 @@
                   </w:pict>
                 </mc:Fallback>
               </mc:AlternateContent>
-            </w:r>
-            <w:r>
-              <w:rPr>
-                <w:color w:val="0070C0"/>
-                <w:sz w:val="10"/>
-              </w:rPr>
-              <w:t xml:space="preserve">Учебный центр «Образец»</w:t>
+              <mc:AlternateContent>
+                <mc:Choice Requires="wps">
+                  <w:drawing>
+                    <wp:anchor distT="0" distB="0" distL="114300" distR="114300" simplePos="0" relativeHeight="251710500" behindDoc="0" locked="0" layoutInCell="1" allowOverlap="1" wp14:anchorId="1F92995E" wp14:editId="86EB5D15">
+                      <wp:simplePos x="0" y="0"/>
+                      <wp:positionH relativeFrom="column">
+                        <wp:posOffset>113665</wp:posOffset>
+                      </wp:positionH>
+                      <wp:positionV relativeFrom="paragraph">
+                        <wp:posOffset>-6985</wp:posOffset>
+                      </wp:positionV>
+                      <wp:extent cx="7247255" cy="165100"/>
+                      <wp:effectExtent l="0" t="0" r="17145" b="10160"/>
+                      <wp:wrapNone/>
+                      <wp:docPr id="900000000" name="IssuerStrip_0"/>
+                      <wp:cNvGraphicFramePr>
+                        <a:graphicFrameLocks/>
+                      </wp:cNvGraphicFramePr>
+                      <a:graphic>
+                        <a:graphicData uri="http://schemas.microsoft.com/office/word/2010/wordprocessingShape">
+                          <wps:wsp>
+                            <wps:cNvSpPr txBox="1">
+                              <a:spLocks noChangeArrowheads="1"/>
+                            </wps:cNvSpPr>
+                            <wps:spPr bwMode="auto">
+                              <a:xfrm>
+                                <a:off x="0" y="0"/>
+                                <a:ext cx="7247255" cy="165100"/>
+                              </a:xfrm>
+                              <a:prstGeom prst="rect">
+                                <a:avLst/>
+                              </a:prstGeom>
+                              <a:solidFill>
+                                <a:srgbClr val="D8D8D8"/>
+                              </a:solidFill>
+                              <a:ln>
+                                <a:noFill/>
+                              </a:ln>
+                            </wps:spPr>
+                            <wps:txbx>
+                              <w:txbxContent>
+                                <w:p>
+                                  <w:pPr>
+                                    <w:spacing w:before="0" w:after="0" w:line="180" w:lineRule="exact"/>
+                                    <w:ind w:left="0" w:right="0" w:firstLine="0"/>
+                                    <w:jc w:val="center"/>
+                                  </w:pPr>
+                                  <w:r>
+                                    <w:rPr>
+                                      <w:rFonts w:ascii="Liberation Serif" w:hAnsi="Liberation Serif" w:cs="Liberation Serif"/>
+                                      <w:sz w:val="16"/>
+                                      <w:szCs w:val="16"/>
+                                    </w:rPr>
+                                    <w:t>Учебный центр «Образец» / «Үлгі» оқу орталығы</w:t>
+                                  </w:r>
+                                </w:p>
+                              </w:txbxContent>
+                            </wps:txbx>
+                            <wps:bodyPr rot="0" vert="horz" wrap="square" lIns="63500" tIns="12700" rIns="63500" bIns="12700" anchor="t" anchorCtr="0" upright="1">
+                              <a:noAutofit/>
+                            </wps:bodyPr>
+                          </wps:wsp>
+                        </a:graphicData>
+                      </a:graphic>
+                      <wp14:sizeRelH relativeFrom="page">
+                        <wp14:pctWidth>0</wp14:pctWidth>
+                      </wp14:sizeRelH>
+                      <wp14:sizeRelV relativeFrom="page">
+                        <wp14:pctHeight>0</wp14:pctHeight>
+                      </wp14:sizeRelV>
+                    </wp:anchor>
+                  </w:drawing>
+                </mc:Choice>
+                <mc:Fallback>
+                  <w:pict>
+                    <v:rect w14:anchorId="23F2BEB5" id="IssuerStrip_0" o:spid="_x0000_s1026" style="position:absolute;margin-left:8.95pt;margin-top:-0.55pt;width:570.65pt;height:13pt;z-index:251710500;visibility:visible;mso-wrap-style:square;mso-width-percent:0;mso-height-percent:0;mso-wrap-distance-left:9pt;mso-wrap-distance-top:0;mso-wrap-distance-right:9pt;mso-wrap-distance-bottom:0;mso-position-horizontal:absolute;mso-position-horizontal-relative:text;mso-position-vertical:absolute;mso-position-vertical-relative:text;mso-width-percent:0;mso-height-percent:0;mso-width-relative:page;mso-height-relative:page;v-text-anchor:top" filled="t" strokecolor="black [3213]" stroked="f" fillcolor="#d8d8d8">
+                      <v:textbox inset="5pt,1pt,5pt,1pt">
+                        <w:txbxContent>
+                          <w:p>
+                            <w:pPr>
+                              <w:spacing w:before="0" w:after="0" w:line="180" w:lineRule="exact"/>
+                              <w:ind w:left="0" w:right="0" w:firstLine="0"/>
+                              <w:jc w:val="center"/>
+                            </w:pPr>
+                            <w:r>
+                              <w:rPr>
+                                <w:rFonts w:ascii="Liberation Serif" w:hAnsi="Liberation Serif" w:cs="Liberation Serif"/>
+                                <w:sz w:val="16"/>
+                                <w:szCs w:val="16"/>
+                              </w:rPr>
+                              <w:t>Учебный центр «Образец» / «Үлгі» оқу орталығы</w:t>
+                            </w:r>
+                          </w:p>
+                        </w:txbxContent>
+                      </v:textbox>
+                    </v:rect>
+                  </w:pict>
+                </mc:Fallback>
+              </mc:AlternateContent>
+            </w:r>
+            <w:r>
+              <w:rPr>
+                <w:color w:val="0070C0"/>
+                <w:sz w:val="10"/>
+              </w:rPr>
+              <w:t xml:space="preserve"/>
             </w:r>
             <w:r>
               <w:rPr>
@@ -1012,68 +1081,6 @@
         <w:rPr>
           <w:noProof/>
         </w:rPr>
-        <mc:AlternateContent>
-          <mc:Choice Requires="wps">
-            <w:drawing>
-              <wp:anchor distT="0" distB="0" distL="114300" distR="114300" simplePos="0" relativeHeight="251680768" behindDoc="1" locked="0" layoutInCell="1" allowOverlap="1" wp14:anchorId="4A348F76" wp14:editId="345E2C8A">
-                <wp:simplePos x="0" y="0"/>
-                <wp:positionH relativeFrom="column">
-                  <wp:posOffset>-106680</wp:posOffset>
-                </wp:positionH>
-                <wp:positionV relativeFrom="paragraph">
-                  <wp:posOffset>175260</wp:posOffset>
-                </wp:positionV>
-                <wp:extent cx="7867015" cy="112395"/>
-                <wp:effectExtent l="0" t="0" r="0" b="0"/>
-                <wp:wrapNone/>
-                <wp:docPr id="8" name="Rectangle 43"/>
-                <wp:cNvGraphicFramePr>
-                  <a:graphicFrameLocks/>
-                </wp:cNvGraphicFramePr>
-                <a:graphic>
-                  <a:graphicData uri="http://schemas.microsoft.com/office/word/2010/wordprocessingShape">
-                    <wps:wsp>
-                      <wps:cNvSpPr>
-                        <a:spLocks noChangeArrowheads="1"/>
-                      </wps:cNvSpPr>
-                      <wps:spPr bwMode="auto">
-                        <a:xfrm>
-                          <a:off x="0" y="0"/>
-                          <a:ext cx="7867015" cy="112395"/>
-                        </a:xfrm>
-                        <a:prstGeom prst="rect">
-                          <a:avLst/>
-                        </a:prstGeom>
-                        <a:solidFill>
-                          <a:schemeClr val="bg1">
-                            <a:lumMod val="85000"/>
-                          </a:schemeClr>
-                        </a:solidFill>
-                        <a:ln>
-                          <a:noFill/>
-                        </a:ln>
-                      </wps:spPr>
-                      <wps:bodyPr rot="0" vert="horz" wrap="square" lIns="91440" tIns="45720" rIns="91440" bIns="45720" anchor="t" anchorCtr="0" upright="1">
-                        <a:noAutofit/>
-                      </wps:bodyPr>
-                    </wps:wsp>
-                  </a:graphicData>
-                </a:graphic>
-                <wp14:sizeRelH relativeFrom="page">
-                  <wp14:pctWidth>0</wp14:pctWidth>
-                </wp14:sizeRelH>
-                <wp14:sizeRelV relativeFrom="page">
-                  <wp14:pctHeight>0</wp14:pctHeight>
-                </wp14:sizeRelV>
-              </wp:anchor>
-            </w:drawing>
-          </mc:Choice>
-          <mc:Fallback>
-            <w:pict>
-              <v:rect w14:anchorId="60AB6E86" id="Rectangle 43" o:spid="_x0000_s1026" style="position:absolute;margin-left:-8.4pt;margin-top:13.8pt;width:619.45pt;height:8.85pt;z-index:-251635712;visibility:visible;mso-wrap-style:square;mso-width-percent:0;mso-height-percent:0;mso-wrap-distance-left:9pt;mso-wrap-distance-top:0;mso-wrap-distance-right:9pt;mso-wrap-distance-bottom:0;mso-position-horizontal:absolute;mso-position-horizontal-relative:text;mso-position-vertical:absolute;mso-position-vertical-relative:text;mso-width-percent:0;mso-height-percent:0;mso-width-relative:page;mso-height-relative:page;v-text-anchor:top" fillcolor="#d8d8d8 [2732]" stroked="f"/>
-            </w:pict>
-          </mc:Fallback>
-        </mc:AlternateContent>
       </w:r>
       <w:r>
         <w:rPr>
@@ -1328,7 +1335,7 @@
                                 <w:sz w:val="16"/>
                                 <w:szCs w:val="16"/>
                               </w:rPr>
-                              <w:t>КУƏЛІК/УДОСТОВЕРЕНИЕ №</w:t>
+                              <w:t>КУӘЛІК/УДОСТОВЕРЕНИЕ №</w:t>
                             </w:r>
                           </w:p>
                           <w:p>
@@ -1545,7 +1552,7 @@
                           <w:sz w:val="16"/>
                           <w:szCs w:val="16"/>
                         </w:rPr>
-                        <w:t>КУƏЛІК/УДОСТОВЕРЕНИЕ №</w:t>
+                        <w:t>КУӘЛІК/УДОСТОВЕРЕНИЕ №</w:t>
                       </w:r>
                     </w:p>
                     <w:p>
@@ -1810,7 +1817,7 @@
                                 <w:sz w:val="16"/>
                                 <w:szCs w:val="16"/>
                               </w:rPr>
-                              <w:t>КУƏЛІК/УДОСТОВЕРЕНИЕ №</w:t>
+                              <w:t>КУӘЛІК/УДОСТОВЕРЕНИЕ №</w:t>
                             </w:r>
                           </w:p>
                           <w:p>
@@ -2027,7 +2034,7 @@
                           <w:sz w:val="16"/>
                           <w:szCs w:val="16"/>
                         </w:rPr>
-                        <w:t>КУƏЛІК/УДОСТОВЕРЕНИЕ №</w:t>
+                        <w:t>КУӘЛІК/УДОСТОВЕРЕНИЕ №</w:t>
                       </w:r>
                     </w:p>
                     <w:p>
@@ -2298,6 +2305,105 @@
             </w:pict>
           </mc:Fallback>
         </mc:AlternateContent>
+        <mc:AlternateContent>
+          <mc:Choice Requires="wps">
+            <w:drawing>
+              <wp:anchor distT="0" distB="0" distL="114300" distR="114300" simplePos="0" relativeHeight="251710501" behindDoc="0" locked="0" layoutInCell="1" allowOverlap="1" wp14:anchorId="32191502" wp14:editId="4AE5CDE6">
+                <wp:simplePos x="0" y="0"/>
+                <wp:positionH relativeFrom="column">
+                  <wp:posOffset>-172721</wp:posOffset>
+                </wp:positionH>
+                <wp:positionV relativeFrom="paragraph">
+                  <wp:posOffset>311150</wp:posOffset>
+                </wp:positionV>
+                <wp:extent cx="7247255" cy="165100"/>
+                <wp:effectExtent l="0" t="0" r="17145" b="10160"/>
+                <wp:wrapNone/>
+                <wp:docPr id="900000001" name="IssuerStrip_1"/>
+                <wp:cNvGraphicFramePr>
+                  <a:graphicFrameLocks/>
+                </wp:cNvGraphicFramePr>
+                <a:graphic>
+                  <a:graphicData uri="http://schemas.microsoft.com/office/word/2010/wordprocessingShape">
+                    <wps:wsp>
+                      <wps:cNvSpPr txBox="1">
+                        <a:spLocks noChangeArrowheads="1"/>
+                      </wps:cNvSpPr>
+                      <wps:spPr bwMode="auto">
+                        <a:xfrm>
+                          <a:off x="0" y="0"/>
+                          <a:ext cx="7247255" cy="165100"/>
+                        </a:xfrm>
+                        <a:prstGeom prst="rect">
+                          <a:avLst/>
+                        </a:prstGeom>
+                        <a:solidFill>
+                          <a:srgbClr val="D8D8D8"/>
+                        </a:solidFill>
+                        <a:ln>
+                          <a:noFill/>
+                        </a:ln>
+                      </wps:spPr>
+                      <wps:txbx>
+                        <w:txbxContent>
+                          <w:p>
+                            <w:pPr>
+                              <w:spacing w:before="0" w:after="0" w:line="180" w:lineRule="exact"/>
+                              <w:ind w:left="0" w:right="0" w:firstLine="0"/>
+                              <w:jc w:val="center"/>
+                            </w:pPr>
+                            <w:r>
+                              <w:rPr>
+                                <w:rFonts w:ascii="Liberation Serif" w:hAnsi="Liberation Serif" w:cs="Liberation Serif"/>
+                                <w:sz w:val="16"/>
+                                <w:szCs w:val="16"/>
+                              </w:rPr>
+                              <w:t>Учебный центр «Образец» / «Үлгі» оқу орталығы</w:t>
+                            </w:r>
+                          </w:p>
+                        </w:txbxContent>
+                      </wps:txbx>
+                      <wps:bodyPr rot="0" vert="horz" wrap="square" lIns="63500" tIns="12700" rIns="63500" bIns="12700" anchor="t" anchorCtr="0" upright="1">
+                        <a:noAutofit/>
+                      </wps:bodyPr>
+                    </wps:wsp>
+                  </a:graphicData>
+                </a:graphic>
+                <wp14:sizeRelH relativeFrom="page">
+                  <wp14:pctWidth>0</wp14:pctWidth>
+                </wp14:sizeRelH>
+                <wp14:sizeRelV relativeFrom="page">
+                  <wp14:pctHeight>0</wp14:pctHeight>
+                </wp14:sizeRelV>
+              </wp:anchor>
+            </w:drawing>
+          </mc:Choice>
+          <mc:Fallback>
+            <w:pict>
+              <v:rect w14:anchorId="27FFE521" id="IssuerStrip_1" o:spid="_x0000_s1026" style="position:absolute;margin-left:-13.6pt;margin-top:24.5pt;width:570.65pt;height:13pt;z-index:251710501;visibility:visible;mso-wrap-style:square;mso-width-percent:0;mso-height-percent:0;mso-wrap-distance-left:9pt;mso-wrap-distance-top:0;mso-wrap-distance-right:9pt;mso-wrap-distance-bottom:0;mso-position-horizontal:absolute;mso-position-horizontal-relative:text;mso-position-vertical:absolute;mso-position-vertical-relative:text;mso-width-percent:0;mso-height-percent:0;mso-width-relative:page;mso-height-relative:page;v-text-anchor:top" filled="t" strokecolor="black [3213]" stroked="f" fillcolor="#d8d8d8">
+                <v:textbox inset="5pt,1pt,5pt,1pt">
+                  <w:txbxContent>
+                    <w:p>
+                      <w:pPr>
+                        <w:spacing w:before="0" w:after="0" w:line="180" w:lineRule="exact"/>
+                        <w:ind w:left="0" w:right="0" w:firstLine="0"/>
+                        <w:jc w:val="center"/>
+                      </w:pPr>
+                      <w:r>
+                        <w:rPr>
+                          <w:rFonts w:ascii="Liberation Serif" w:hAnsi="Liberation Serif" w:cs="Liberation Serif"/>
+                          <w:sz w:val="16"/>
+                          <w:szCs w:val="16"/>
+                        </w:rPr>
+                        <w:t>Учебный центр «Образец» / «Үлгі» оқу орталығы</w:t>
+                      </w:r>
+                    </w:p>
+                  </w:txbxContent>
+                </v:textbox>
+              </v:rect>
+            </w:pict>
+          </mc:Fallback>
+        </mc:AlternateContent>
       </w:r>
     </w:p>
     <w:tbl>
@@ -2332,7 +2438,7 @@
                 <w:color w:val="0070C0"/>
                 <w:sz w:val="10"/>
               </w:rPr>
-              <w:t xml:space="preserve">Учебный центр «Образец»</w:t>
+              <w:t xml:space="preserve"/>
             </w:r>
             <w:r>
               <w:rPr>
@@ -2733,68 +2839,6 @@
         <w:rPr>
           <w:noProof/>
         </w:rPr>
-        <mc:AlternateContent>
-          <mc:Choice Requires="wps">
-            <w:drawing>
-              <wp:anchor distT="0" distB="0" distL="114300" distR="114300" simplePos="0" relativeHeight="251694080" behindDoc="1" locked="0" layoutInCell="1" allowOverlap="1" wp14:anchorId="431BC4AB" wp14:editId="487743EA">
-                <wp:simplePos x="0" y="0"/>
-                <wp:positionH relativeFrom="column">
-                  <wp:posOffset>-106680</wp:posOffset>
-                </wp:positionH>
-                <wp:positionV relativeFrom="paragraph">
-                  <wp:posOffset>175260</wp:posOffset>
-                </wp:positionV>
-                <wp:extent cx="7867015" cy="112395"/>
-                <wp:effectExtent l="0" t="0" r="0" b="0"/>
-                <wp:wrapNone/>
-                <wp:docPr id="1968823247" name="Rectangle 43"/>
-                <wp:cNvGraphicFramePr>
-                  <a:graphicFrameLocks/>
-                </wp:cNvGraphicFramePr>
-                <a:graphic>
-                  <a:graphicData uri="http://schemas.microsoft.com/office/word/2010/wordprocessingShape">
-                    <wps:wsp>
-                      <wps:cNvSpPr>
-                        <a:spLocks noChangeArrowheads="1"/>
-                      </wps:cNvSpPr>
-                      <wps:spPr bwMode="auto">
-                        <a:xfrm>
-                          <a:off x="0" y="0"/>
-                          <a:ext cx="7867015" cy="112395"/>
-                        </a:xfrm>
-                        <a:prstGeom prst="rect">
-                          <a:avLst/>
-                        </a:prstGeom>
-                        <a:solidFill>
-                          <a:schemeClr val="bg1">
-                            <a:lumMod val="85000"/>
-                          </a:schemeClr>
-                        </a:solidFill>
-                        <a:ln>
-                          <a:noFill/>
-                        </a:ln>
-                      </wps:spPr>
-                      <wps:bodyPr rot="0" vert="horz" wrap="square" lIns="91440" tIns="45720" rIns="91440" bIns="45720" anchor="t" anchorCtr="0" upright="1">
-                        <a:noAutofit/>
-                      </wps:bodyPr>
-                    </wps:wsp>
-                  </a:graphicData>
-                </a:graphic>
-                <wp14:sizeRelH relativeFrom="page">
-                  <wp14:pctWidth>0</wp14:pctWidth>
-                </wp14:sizeRelH>
-                <wp14:sizeRelV relativeFrom="page">
-                  <wp14:pctHeight>0</wp14:pctHeight>
-                </wp14:sizeRelV>
-              </wp:anchor>
-            </w:drawing>
-          </mc:Choice>
-          <mc:Fallback>
-            <w:pict>
-              <v:rect w14:anchorId="7D1BE4D5" id="Rectangle 43" o:spid="_x0000_s1026" style="position:absolute;margin-left:-8.4pt;margin-top:13.8pt;width:619.45pt;height:8.85pt;z-index:-251622400;visibility:visible;mso-wrap-style:square;mso-width-percent:0;mso-height-percent:0;mso-wrap-distance-left:9pt;mso-wrap-distance-top:0;mso-wrap-distance-right:9pt;mso-wrap-distance-bottom:0;mso-position-horizontal:absolute;mso-position-horizontal-relative:text;mso-position-vertical:absolute;mso-position-vertical-relative:text;mso-width-percent:0;mso-height-percent:0;mso-width-relative:page;mso-height-relative:page;v-text-anchor:top" fillcolor="#d8d8d8 [2732]" stroked="f"/>
-            </w:pict>
-          </mc:Fallback>
-        </mc:AlternateContent>
       </w:r>
       <w:r>
         <w:rPr>
@@ -3321,6 +3365,105 @@
             </w:pict>
           </mc:Fallback>
         </mc:AlternateContent>
+        <mc:AlternateContent>
+          <mc:Choice Requires="wps">
+            <w:drawing>
+              <wp:anchor distT="0" distB="0" distL="114300" distR="114300" simplePos="0" relativeHeight="251710502" behindDoc="0" locked="0" layoutInCell="1" allowOverlap="1" wp14:anchorId="C4DAD234" wp14:editId="E80AACBD">
+                <wp:simplePos x="0" y="0"/>
+                <wp:positionH relativeFrom="column">
+                  <wp:posOffset>-172720</wp:posOffset>
+                </wp:positionH>
+                <wp:positionV relativeFrom="paragraph">
+                  <wp:posOffset>344805</wp:posOffset>
+                </wp:positionV>
+                <wp:extent cx="7247255" cy="165100"/>
+                <wp:effectExtent l="0" t="0" r="17145" b="26035"/>
+                <wp:wrapNone/>
+                <wp:docPr id="900000002" name="IssuerStrip_2"/>
+                <wp:cNvGraphicFramePr>
+                  <a:graphicFrameLocks/>
+                </wp:cNvGraphicFramePr>
+                <a:graphic>
+                  <a:graphicData uri="http://schemas.microsoft.com/office/word/2010/wordprocessingShape">
+                    <wps:wsp>
+                      <wps:cNvSpPr txBox="1">
+                        <a:spLocks noChangeArrowheads="1"/>
+                      </wps:cNvSpPr>
+                      <wps:spPr bwMode="auto">
+                        <a:xfrm>
+                          <a:off x="0" y="0"/>
+                          <a:ext cx="7247255" cy="165100"/>
+                        </a:xfrm>
+                        <a:prstGeom prst="rect">
+                          <a:avLst/>
+                        </a:prstGeom>
+                        <a:solidFill>
+                          <a:srgbClr val="D8D8D8"/>
+                        </a:solidFill>
+                        <a:ln>
+                          <a:noFill/>
+                        </a:ln>
+                      </wps:spPr>
+                      <wps:txbx>
+                        <w:txbxContent>
+                          <w:p>
+                            <w:pPr>
+                              <w:spacing w:before="0" w:after="0" w:line="180" w:lineRule="exact"/>
+                              <w:ind w:left="0" w:right="0" w:firstLine="0"/>
+                              <w:jc w:val="center"/>
+                            </w:pPr>
+                            <w:r>
+                              <w:rPr>
+                                <w:rFonts w:ascii="Liberation Serif" w:hAnsi="Liberation Serif" w:cs="Liberation Serif"/>
+                                <w:sz w:val="16"/>
+                                <w:szCs w:val="16"/>
+                              </w:rPr>
+                              <w:t>Учебный центр «Образец» / «Үлгі» оқу орталығы</w:t>
+                            </w:r>
+                          </w:p>
+                        </w:txbxContent>
+                      </wps:txbx>
+                      <wps:bodyPr rot="0" vert="horz" wrap="square" lIns="63500" tIns="12700" rIns="63500" bIns="12700" anchor="t" anchorCtr="0" upright="1">
+                        <a:noAutofit/>
+                      </wps:bodyPr>
+                    </wps:wsp>
+                  </a:graphicData>
+                </a:graphic>
+                <wp14:sizeRelH relativeFrom="page">
+                  <wp14:pctWidth>0</wp14:pctWidth>
+                </wp14:sizeRelH>
+                <wp14:sizeRelV relativeFrom="page">
+                  <wp14:pctHeight>0</wp14:pctHeight>
+                </wp14:sizeRelV>
+              </wp:anchor>
+            </w:drawing>
+          </mc:Choice>
+          <mc:Fallback>
+            <w:pict>
+              <v:rect w14:anchorId="1FF0B696" id="IssuerStrip_2" o:spid="_x0000_s1026" style="position:absolute;margin-left:-13.6pt;margin-top:27.15pt;width:570.65pt;height:13pt;z-index:251710502;visibility:visible;mso-wrap-style:square;mso-width-percent:0;mso-height-percent:0;mso-wrap-distance-left:9pt;mso-wrap-distance-top:0;mso-wrap-distance-right:9pt;mso-wrap-distance-bottom:0;mso-position-horizontal:absolute;mso-position-horizontal-relative:text;mso-position-vertical:absolute;mso-position-vertical-relative:text;mso-width-percent:0;mso-height-percent:0;mso-width-relative:page;mso-height-relative:page;v-text-anchor:top" filled="t" strokecolor="black [3213]" stroked="f" fillcolor="#d8d8d8">
+                <v:textbox inset="5pt,1pt,5pt,1pt">
+                  <w:txbxContent>
+                    <w:p>
+                      <w:pPr>
+                        <w:spacing w:before="0" w:after="0" w:line="180" w:lineRule="exact"/>
+                        <w:ind w:left="0" w:right="0" w:firstLine="0"/>
+                        <w:jc w:val="center"/>
+                      </w:pPr>
+                      <w:r>
+                        <w:rPr>
+                          <w:rFonts w:ascii="Liberation Serif" w:hAnsi="Liberation Serif" w:cs="Liberation Serif"/>
+                          <w:sz w:val="16"/>
+                          <w:szCs w:val="16"/>
+                        </w:rPr>
+                        <w:t>Учебный центр «Образец» / «Үлгі» оқу орталығы</w:t>
+                      </w:r>
+                    </w:p>
+                  </w:txbxContent>
+                </v:textbox>
+              </v:rect>
+            </w:pict>
+          </mc:Fallback>
+        </mc:AlternateContent>
       </w:r>
     </w:p>
     <w:tbl>
@@ -3356,7 +3499,7 @@
                 <w:sz w:val="10"/>
                 <w:lang w:val="ru-RU"/>
               </w:rPr>
-              <w:t xml:space="preserve">Учебный центр «Образец»</w:t>
+              <w:t xml:space="preserve"/>
             </w:r>
             <w:r>
               <w:rPr>
@@ -3525,7 +3668,7 @@
                                 <w:sz w:val="16"/>
                                 <w:szCs w:val="16"/>
                               </w:rPr>
-                              <w:t>КУƏЛІК/УДОСТОВЕРЕНИЕ №</w:t>
+                              <w:t>КУӘЛІК/УДОСТОВЕРЕНИЕ №</w:t>
                             </w:r>
                           </w:p>
                           <w:p>
@@ -3742,7 +3885,7 @@
                           <w:sz w:val="16"/>
                           <w:szCs w:val="16"/>
                         </w:rPr>
-                        <w:t>КУƏЛІК/УДОСТОВЕРЕНИЕ №</w:t>
+                        <w:t>КУӘЛІК/УДОСТОВЕРЕНИЕ №</w:t>
                       </w:r>
                     </w:p>
                     <w:p>
@@ -4007,7 +4150,7 @@
                                 <w:sz w:val="16"/>
                                 <w:szCs w:val="16"/>
                               </w:rPr>
-                              <w:t>КУƏЛІК/УДОСТОВЕРЕНИЕ №</w:t>
+                              <w:t>КУӘЛІК/УДОСТОВЕРЕНИЕ №</w:t>
                             </w:r>
                           </w:p>
                           <w:p>
@@ -4224,7 +4367,7 @@
                           <w:sz w:val="16"/>
                           <w:szCs w:val="16"/>
                         </w:rPr>
-                        <w:t>КУƏЛІК/УДОСТОВЕРЕНИЕ №</w:t>
+                        <w:t>КУӘЛІК/УДОСТОВЕРЕНИЕ №</w:t>
                       </w:r>
                     </w:p>
                     <w:p>
@@ -4418,68 +4561,6 @@
         <w:rPr>
           <w:noProof/>
         </w:rPr>
-        <mc:AlternateContent>
-          <mc:Choice Requires="wps">
-            <w:drawing>
-              <wp:anchor distT="0" distB="0" distL="114300" distR="114300" simplePos="0" relativeHeight="251699200" behindDoc="1" locked="0" layoutInCell="1" allowOverlap="1" wp14:anchorId="19713EAA" wp14:editId="5255832A">
-                <wp:simplePos x="0" y="0"/>
-                <wp:positionH relativeFrom="column">
-                  <wp:posOffset>-106680</wp:posOffset>
-                </wp:positionH>
-                <wp:positionV relativeFrom="paragraph">
-                  <wp:posOffset>175260</wp:posOffset>
-                </wp:positionV>
-                <wp:extent cx="7867015" cy="112395"/>
-                <wp:effectExtent l="0" t="0" r="0" b="0"/>
-                <wp:wrapNone/>
-                <wp:docPr id="1276601756" name="Rectangle 43"/>
-                <wp:cNvGraphicFramePr>
-                  <a:graphicFrameLocks/>
-                </wp:cNvGraphicFramePr>
-                <a:graphic>
-                  <a:graphicData uri="http://schemas.microsoft.com/office/word/2010/wordprocessingShape">
-                    <wps:wsp>
-                      <wps:cNvSpPr>
-                        <a:spLocks noChangeArrowheads="1"/>
-                      </wps:cNvSpPr>
-                      <wps:spPr bwMode="auto">
-                        <a:xfrm>
-                          <a:off x="0" y="0"/>
-                          <a:ext cx="7867015" cy="112395"/>
-                        </a:xfrm>
-                        <a:prstGeom prst="rect">
-                          <a:avLst/>
-                        </a:prstGeom>
-                        <a:solidFill>
-                          <a:schemeClr val="bg1">
-                            <a:lumMod val="85000"/>
-                          </a:schemeClr>
-                        </a:solidFill>
-                        <a:ln>
-                          <a:noFill/>
-                        </a:ln>
-                      </wps:spPr>
-                      <wps:bodyPr rot="0" vert="horz" wrap="square" lIns="91440" tIns="45720" rIns="91440" bIns="45720" anchor="t" anchorCtr="0" upright="1">
-                        <a:noAutofit/>
-                      </wps:bodyPr>
-                    </wps:wsp>
-                  </a:graphicData>
-                </a:graphic>
-                <wp14:sizeRelH relativeFrom="page">
-                  <wp14:pctWidth>0</wp14:pctWidth>
-                </wp14:sizeRelH>
-                <wp14:sizeRelV relativeFrom="page">
-                  <wp14:pctHeight>0</wp14:pctHeight>
-                </wp14:sizeRelV>
-              </wp:anchor>
-            </w:drawing>
-          </mc:Choice>
-          <mc:Fallback>
-            <w:pict>
-              <v:rect w14:anchorId="56FA999B" id="Rectangle 43" o:spid="_x0000_s1026" style="position:absolute;margin-left:-8.4pt;margin-top:13.8pt;width:619.45pt;height:8.85pt;z-index:-251617280;visibility:visible;mso-wrap-style:square;mso-width-percent:0;mso-height-percent:0;mso-wrap-distance-left:9pt;mso-wrap-distance-top:0;mso-wrap-distance-right:9pt;mso-wrap-distance-bottom:0;mso-position-horizontal:absolute;mso-position-horizontal-relative:text;mso-position-vertical:absolute;mso-position-vertical-relative:text;mso-width-percent:0;mso-height-percent:0;mso-width-relative:page;mso-height-relative:page;v-text-anchor:top" fillcolor="#d8d8d8 [2732]" stroked="f"/>
-            </w:pict>
-          </mc:Fallback>
-        </mc:AlternateContent>
       </w:r>
       <w:r>
         <w:rPr>
@@ -4675,6 +4756,105 @@
             </w:pict>
           </mc:Fallback>
         </mc:AlternateContent>
+        <mc:AlternateContent>
+          <mc:Choice Requires="wps">
+            <w:drawing>
+              <wp:anchor distT="0" distB="0" distL="114300" distR="114300" simplePos="0" relativeHeight="251710503" behindDoc="0" locked="0" layoutInCell="1" allowOverlap="1" wp14:anchorId="C3EEDB18" wp14:editId="9BF4FDF9">
+                <wp:simplePos x="0" y="0"/>
+                <wp:positionH relativeFrom="column">
+                  <wp:posOffset>-172721</wp:posOffset>
+                </wp:positionH>
+                <wp:positionV relativeFrom="paragraph">
+                  <wp:posOffset>218440</wp:posOffset>
+                </wp:positionV>
+                <wp:extent cx="7247255" cy="165100"/>
+                <wp:effectExtent l="0" t="0" r="17145" b="10160"/>
+                <wp:wrapNone/>
+                <wp:docPr id="900000003" name="IssuerStrip_3"/>
+                <wp:cNvGraphicFramePr>
+                  <a:graphicFrameLocks/>
+                </wp:cNvGraphicFramePr>
+                <a:graphic>
+                  <a:graphicData uri="http://schemas.microsoft.com/office/word/2010/wordprocessingShape">
+                    <wps:wsp>
+                      <wps:cNvSpPr txBox="1">
+                        <a:spLocks noChangeArrowheads="1"/>
+                      </wps:cNvSpPr>
+                      <wps:spPr bwMode="auto">
+                        <a:xfrm>
+                          <a:off x="0" y="0"/>
+                          <a:ext cx="7247255" cy="165100"/>
+                        </a:xfrm>
+                        <a:prstGeom prst="rect">
+                          <a:avLst/>
+                        </a:prstGeom>
+                        <a:solidFill>
+                          <a:srgbClr val="D8D8D8"/>
+                        </a:solidFill>
+                        <a:ln>
+                          <a:noFill/>
+                        </a:ln>
+                      </wps:spPr>
+                      <wps:txbx>
+                        <w:txbxContent>
+                          <w:p>
+                            <w:pPr>
+                              <w:spacing w:before="0" w:after="0" w:line="180" w:lineRule="exact"/>
+                              <w:ind w:left="0" w:right="0" w:firstLine="0"/>
+                              <w:jc w:val="center"/>
+                            </w:pPr>
+                            <w:r>
+                              <w:rPr>
+                                <w:rFonts w:ascii="Liberation Serif" w:hAnsi="Liberation Serif" w:cs="Liberation Serif"/>
+                                <w:sz w:val="16"/>
+                                <w:szCs w:val="16"/>
+                              </w:rPr>
+                              <w:t>Учебный центр «Образец» / «Үлгі» оқу орталығы</w:t>
+                            </w:r>
+                          </w:p>
+                        </w:txbxContent>
+                      </wps:txbx>
+                      <wps:bodyPr rot="0" vert="horz" wrap="square" lIns="63500" tIns="12700" rIns="63500" bIns="12700" anchor="t" anchorCtr="0" upright="1">
+                        <a:noAutofit/>
+                      </wps:bodyPr>
+                    </wps:wsp>
+                  </a:graphicData>
+                </a:graphic>
+                <wp14:sizeRelH relativeFrom="page">
+                  <wp14:pctWidth>0</wp14:pctWidth>
+                </wp14:sizeRelH>
+                <wp14:sizeRelV relativeFrom="page">
+                  <wp14:pctHeight>0</wp14:pctHeight>
+                </wp14:sizeRelV>
+              </wp:anchor>
+            </w:drawing>
+          </mc:Choice>
+          <mc:Fallback>
+            <w:pict>
+              <v:rect w14:anchorId="4C82E2FA" id="IssuerStrip_3" o:spid="_x0000_s1026" style="position:absolute;margin-left:-13.6pt;margin-top:17.2pt;width:570.65pt;height:13pt;z-index:251710503;visibility:visible;mso-wrap-style:square;mso-width-percent:0;mso-height-percent:0;mso-wrap-distance-left:9pt;mso-wrap-distance-top:0;mso-wrap-distance-right:9pt;mso-wrap-distance-bottom:0;mso-position-horizontal:absolute;mso-position-horizontal-relative:text;mso-position-vertical:absolute;mso-position-vertical-relative:text;mso-width-percent:0;mso-height-percent:0;mso-width-relative:page;mso-height-relative:page;v-text-anchor:top" filled="t" strokecolor="black [3213]" stroked="f" fillcolor="#d8d8d8">
+                <v:textbox inset="5pt,1pt,5pt,1pt">
+                  <w:txbxContent>
+                    <w:p>
+                      <w:pPr>
+                        <w:spacing w:before="0" w:after="0" w:line="180" w:lineRule="exact"/>
+                        <w:ind w:left="0" w:right="0" w:firstLine="0"/>
+                        <w:jc w:val="center"/>
+                      </w:pPr>
+                      <w:r>
+                        <w:rPr>
+                          <w:rFonts w:ascii="Liberation Serif" w:hAnsi="Liberation Serif" w:cs="Liberation Serif"/>
+                          <w:sz w:val="16"/>
+                          <w:szCs w:val="16"/>
+                        </w:rPr>
+                        <w:t>Учебный центр «Образец» / «Үлгі» оқу орталығы</w:t>
+                      </w:r>
+                    </w:p>
+                  </w:txbxContent>
+                </v:textbox>
+              </v:rect>
+            </w:pict>
+          </mc:Fallback>
+        </mc:AlternateContent>
       </w:r>
     </w:p>
     <w:tbl>
@@ -4710,7 +4890,7 @@
                 <w:sz w:val="10"/>
                 <w:lang w:val="ru-RU"/>
               </w:rPr>
-              <w:t xml:space="preserve">Учебный центр «Образец»</w:t>
+              <w:t xml:space="preserve"/>
             </w:r>
             <w:r>
               <w:rPr>
@@ -4879,7 +5059,7 @@
                                 <w:sz w:val="16"/>
                                 <w:szCs w:val="16"/>
                               </w:rPr>
-                              <w:t>КУƏЛІК/УДОСТОВЕРЕНИЕ №</w:t>
+                              <w:t>КУӘЛІК/УДОСТОВЕРЕНИЕ №</w:t>
                             </w:r>
                           </w:p>
                           <w:p>
@@ -5096,7 +5276,7 @@
                           <w:sz w:val="16"/>
                           <w:szCs w:val="16"/>
                         </w:rPr>
-                        <w:t>КУƏЛІК/УДОСТОВЕРЕНИЕ №</w:t>
+                        <w:t>КУӘЛІК/УДОСТОВЕРЕНИЕ №</w:t>
                       </w:r>
                     </w:p>
                     <w:p>
@@ -5361,7 +5541,7 @@
                                 <w:sz w:val="16"/>
                                 <w:szCs w:val="16"/>
                               </w:rPr>
-                              <w:t>КУƏЛІК/УДОСТОВЕРЕНИЕ №</w:t>
+                              <w:t>КУӘЛІК/УДОСТОВЕРЕНИЕ №</w:t>
                             </w:r>
                           </w:p>
                           <w:p>
@@ -5578,7 +5758,7 @@
                           <w:sz w:val="16"/>
                           <w:szCs w:val="16"/>
                         </w:rPr>
-                        <w:t>КУƏЛІК/УДОСТОВЕРЕНИЕ №</w:t>
+                        <w:t>КУӘЛІК/УДОСТОВЕРЕНИЕ №</w:t>
                       </w:r>
                     </w:p>
                     <w:p>
@@ -5772,68 +5952,6 @@
         <w:rPr>
           <w:noProof/>
         </w:rPr>
-        <mc:AlternateContent>
-          <mc:Choice Requires="wps">
-            <w:drawing>
-              <wp:anchor distT="0" distB="0" distL="114300" distR="114300" simplePos="0" relativeHeight="251704320" behindDoc="1" locked="0" layoutInCell="1" allowOverlap="1" wp14:anchorId="19F40D56" wp14:editId="173FF0D8">
-                <wp:simplePos x="0" y="0"/>
-                <wp:positionH relativeFrom="column">
-                  <wp:posOffset>-106680</wp:posOffset>
-                </wp:positionH>
-                <wp:positionV relativeFrom="paragraph">
-                  <wp:posOffset>175260</wp:posOffset>
-                </wp:positionV>
-                <wp:extent cx="7867015" cy="112395"/>
-                <wp:effectExtent l="0" t="0" r="0" b="0"/>
-                <wp:wrapNone/>
-                <wp:docPr id="939457548" name="Rectangle 43"/>
-                <wp:cNvGraphicFramePr>
-                  <a:graphicFrameLocks/>
-                </wp:cNvGraphicFramePr>
-                <a:graphic>
-                  <a:graphicData uri="http://schemas.microsoft.com/office/word/2010/wordprocessingShape">
-                    <wps:wsp>
-                      <wps:cNvSpPr>
-                        <a:spLocks noChangeArrowheads="1"/>
-                      </wps:cNvSpPr>
-                      <wps:spPr bwMode="auto">
-                        <a:xfrm>
-                          <a:off x="0" y="0"/>
-                          <a:ext cx="7867015" cy="112395"/>
-                        </a:xfrm>
-                        <a:prstGeom prst="rect">
-                          <a:avLst/>
-                        </a:prstGeom>
-                        <a:solidFill>
-                          <a:schemeClr val="bg1">
-                            <a:lumMod val="85000"/>
-                          </a:schemeClr>
-                        </a:solidFill>
-                        <a:ln>
-                          <a:noFill/>
-                        </a:ln>
-                      </wps:spPr>
-                      <wps:bodyPr rot="0" vert="horz" wrap="square" lIns="91440" tIns="45720" rIns="91440" bIns="45720" anchor="t" anchorCtr="0" upright="1">
-                        <a:noAutofit/>
-                      </wps:bodyPr>
-                    </wps:wsp>
-                  </a:graphicData>
-                </a:graphic>
-                <wp14:sizeRelH relativeFrom="page">
-                  <wp14:pctWidth>0</wp14:pctWidth>
-                </wp14:sizeRelH>
-                <wp14:sizeRelV relativeFrom="page">
-                  <wp14:pctHeight>0</wp14:pctHeight>
-                </wp14:sizeRelV>
-              </wp:anchor>
-            </w:drawing>
-          </mc:Choice>
-          <mc:Fallback>
-            <w:pict>
-              <v:rect w14:anchorId="5A40B2EA" id="Rectangle 43" o:spid="_x0000_s1026" style="position:absolute;margin-left:-8.4pt;margin-top:13.8pt;width:619.45pt;height:8.85pt;z-index:-251612160;visibility:visible;mso-wrap-style:square;mso-width-percent:0;mso-height-percent:0;mso-wrap-distance-left:9pt;mso-wrap-distance-top:0;mso-wrap-distance-right:9pt;mso-wrap-distance-bottom:0;mso-position-horizontal:absolute;mso-position-horizontal-relative:text;mso-position-vertical:absolute;mso-position-vertical-relative:text;mso-width-percent:0;mso-height-percent:0;mso-width-relative:page;mso-height-relative:page;v-text-anchor:top" fillcolor="#d8d8d8 [2732]" stroked="f"/>
-            </w:pict>
-          </mc:Fallback>
-        </mc:AlternateContent>
       </w:r>
       <w:r>
         <w:rPr>
@@ -5936,8 +6054,8 @@
     </w:pPr>
     <w:r>
       <w:rPr>
+        <w:color w:val="9C2020"/>
         <w:sz w:val="14"/>
-        <w:color w:val="9C2020"/>
       </w:rPr>
       <w:t>ДЕМО — НЕ ЯВЛЯЕТСЯ ВЫДАННЫМ ДОКУМЕНТОМ</w:t>
     </w:r>
